--- a/tillsyn/A 34303-2026 tillsynsbegäran.docx
+++ b/tillsyn/A 34303-2026 tillsynsbegäran.docx
@@ -247,7 +247,7 @@
     <w:r>
       <w:tab/>
       <w:tab/>
-      <w:t>2026-08-21</w:t>
+      <w:t>2026-08-22</w:t>
       <w:br/>
       <w:br/>
     </w:r>

--- a/tillsyn/A 34303-2026 tillsynsbegäran.docx
+++ b/tillsyn/A 34303-2026 tillsynsbegäran.docx
@@ -247,7 +247,7 @@
     <w:r>
       <w:tab/>
       <w:tab/>
-      <w:t>2026-08-22</w:t>
+      <w:t>2026-08-23</w:t>
       <w:br/>
       <w:br/>
     </w:r>

--- a/tillsyn/A 34303-2026 tillsynsbegäran.docx
+++ b/tillsyn/A 34303-2026 tillsynsbegäran.docx
@@ -247,7 +247,7 @@
     <w:r>
       <w:tab/>
       <w:tab/>
-      <w:t>2026-08-23</w:t>
+      <w:t>2026-08-24</w:t>
       <w:br/>
       <w:br/>
     </w:r>

--- a/tillsyn/A 34303-2026 tillsynsbegäran.docx
+++ b/tillsyn/A 34303-2026 tillsynsbegäran.docx
@@ -247,7 +247,7 @@
     <w:r>
       <w:tab/>
       <w:tab/>
-      <w:t>2026-08-24</w:t>
+      <w:t>2026-08-25</w:t>
       <w:br/>
       <w:br/>
     </w:r>

--- a/tillsyn/A 34303-2026 tillsynsbegäran.docx
+++ b/tillsyn/A 34303-2026 tillsynsbegäran.docx
@@ -247,7 +247,7 @@
     <w:r>
       <w:tab/>
       <w:tab/>
-      <w:t>2026-08-25</w:t>
+      <w:t>2026-08-26</w:t>
       <w:br/>
       <w:br/>
     </w:r>

--- a/tillsyn/A 34303-2026 tillsynsbegäran.docx
+++ b/tillsyn/A 34303-2026 tillsynsbegäran.docx
@@ -247,7 +247,7 @@
     <w:r>
       <w:tab/>
       <w:tab/>
-      <w:t>2026-08-26</w:t>
+      <w:t>2026-08-27</w:t>
       <w:br/>
       <w:br/>
     </w:r>

--- a/tillsyn/A 34303-2026 tillsynsbegäran.docx
+++ b/tillsyn/A 34303-2026 tillsynsbegäran.docx
@@ -247,7 +247,7 @@
     <w:r>
       <w:tab/>
       <w:tab/>
-      <w:t>2026-08-27</w:t>
+      <w:t>2026-08-28</w:t>
       <w:br/>
       <w:br/>
     </w:r>

--- a/tillsyn/A 34303-2026 tillsynsbegäran.docx
+++ b/tillsyn/A 34303-2026 tillsynsbegäran.docx
@@ -247,7 +247,7 @@
     <w:r>
       <w:tab/>
       <w:tab/>
-      <w:t>2026-08-28</w:t>
+      <w:t>2026-08-29</w:t>
       <w:br/>
       <w:br/>
     </w:r>

--- a/tillsyn/A 34303-2026 tillsynsbegäran.docx
+++ b/tillsyn/A 34303-2026 tillsynsbegäran.docx
@@ -247,7 +247,7 @@
     <w:r>
       <w:tab/>
       <w:tab/>
-      <w:t>2026-08-29</w:t>
+      <w:t>2026-08-31</w:t>
       <w:br/>
       <w:br/>
     </w:r>

--- a/tillsyn/A 34303-2026 tillsynsbegäran.docx
+++ b/tillsyn/A 34303-2026 tillsynsbegäran.docx
@@ -247,7 +247,7 @@
     <w:r>
       <w:tab/>
       <w:tab/>
-      <w:t>2026-08-31</w:t>
+      <w:t>2026-09-01</w:t>
       <w:br/>
       <w:br/>
     </w:r>

--- a/tillsyn/A 34303-2026 tillsynsbegäran.docx
+++ b/tillsyn/A 34303-2026 tillsynsbegäran.docx
@@ -247,7 +247,7 @@
     <w:r>
       <w:tab/>
       <w:tab/>
-      <w:t>2026-09-01</w:t>
+      <w:t>2026-09-02</w:t>
       <w:br/>
       <w:br/>
     </w:r>

--- a/tillsyn/A 34303-2026 tillsynsbegäran.docx
+++ b/tillsyn/A 34303-2026 tillsynsbegäran.docx
@@ -247,7 +247,7 @@
     <w:r>
       <w:tab/>
       <w:tab/>
-      <w:t>2026-09-02</w:t>
+      <w:t>2026-09-03</w:t>
       <w:br/>
       <w:br/>
     </w:r>

--- a/tillsyn/A 34303-2026 tillsynsbegäran.docx
+++ b/tillsyn/A 34303-2026 tillsynsbegäran.docx
@@ -247,7 +247,7 @@
     <w:r>
       <w:tab/>
       <w:tab/>
-      <w:t>2026-09-03</w:t>
+      <w:t>2026-09-04</w:t>
       <w:br/>
       <w:br/>
     </w:r>

--- a/tillsyn/A 34303-2026 tillsynsbegäran.docx
+++ b/tillsyn/A 34303-2026 tillsynsbegäran.docx
@@ -247,7 +247,7 @@
     <w:r>
       <w:tab/>
       <w:tab/>
-      <w:t>2026-09-04</w:t>
+      <w:t>2026-09-05</w:t>
       <w:br/>
       <w:br/>
     </w:r>

--- a/tillsyn/A 34303-2026 tillsynsbegäran.docx
+++ b/tillsyn/A 34303-2026 tillsynsbegäran.docx
@@ -247,7 +247,7 @@
     <w:r>
       <w:tab/>
       <w:tab/>
-      <w:t>2026-09-05</w:t>
+      <w:t>2026-09-06</w:t>
       <w:br/>
       <w:br/>
     </w:r>

--- a/tillsyn/A 34303-2026 tillsynsbegäran.docx
+++ b/tillsyn/A 34303-2026 tillsynsbegäran.docx
@@ -247,7 +247,7 @@
     <w:r>
       <w:tab/>
       <w:tab/>
-      <w:t>2026-09-06</w:t>
+      <w:t>2026-09-07</w:t>
       <w:br/>
       <w:br/>
     </w:r>

--- a/tillsyn/A 34303-2026 tillsynsbegäran.docx
+++ b/tillsyn/A 34303-2026 tillsynsbegäran.docx
@@ -247,7 +247,7 @@
     <w:r>
       <w:tab/>
       <w:tab/>
-      <w:t>2026-09-07</w:t>
+      <w:t>2026-09-08</w:t>
       <w:br/>
       <w:br/>
     </w:r>

--- a/tillsyn/A 34303-2026 tillsynsbegäran.docx
+++ b/tillsyn/A 34303-2026 tillsynsbegäran.docx
@@ -247,7 +247,7 @@
     <w:r>
       <w:tab/>
       <w:tab/>
-      <w:t>2026-09-08</w:t>
+      <w:t>2026-09-09</w:t>
       <w:br/>
       <w:br/>
     </w:r>

--- a/tillsyn/A 34303-2026 tillsynsbegäran.docx
+++ b/tillsyn/A 34303-2026 tillsynsbegäran.docx
@@ -247,7 +247,7 @@
     <w:r>
       <w:tab/>
       <w:tab/>
-      <w:t>2026-09-09</w:t>
+      <w:t>2026-09-10</w:t>
       <w:br/>
       <w:br/>
     </w:r>

--- a/tillsyn/A 34303-2026 tillsynsbegäran.docx
+++ b/tillsyn/A 34303-2026 tillsynsbegäran.docx
@@ -22,7 +22,7 @@
       <w:r>
         <w:drawing>
           <wp:inline xmlns:a="http://schemas.openxmlformats.org/drawingml/2006/main" xmlns:pic="http://schemas.openxmlformats.org/drawingml/2006/picture">
-            <wp:extent cx="5183072" cy="5724000"/>
+            <wp:extent cx="5196841" cy="5724000"/>
             <wp:docPr id="1" name="Picture 1"/>
             <wp:cNvGraphicFramePr>
               <a:graphicFrameLocks noChangeAspect="1"/>
@@ -43,7 +43,7 @@
                   <pic:spPr>
                     <a:xfrm>
                       <a:off x="0" y="0"/>
-                      <a:ext cx="5183072" cy="5724000"/>
+                      <a:ext cx="5196841" cy="5724000"/>
                     </a:xfrm>
                     <a:prstGeom prst="rect"/>
                   </pic:spPr>
@@ -60,12 +60,12 @@
         <w:spacing w:after="240"/>
       </w:pPr>
       <w:r>
-        <w:t>Figur 1. Fyndplatser för naturvårdsarter i avverkningsanmälan. Markörer utan svart kant är placerade på fyndplatsen. Markörer med svart kant är placerade vid sidan av fyndplatsen och har ett svart streck som visar fyndplatsens exakta position. Kartans mittpunktskoordinat är N 6626691, E 548182 i SWEREF 99 TM.</w:t>
+        <w:t>Figur 1. Fyndplatser för naturvårdsarter i och inom 17 meter från avverkningsanmälan. Markörer utan svart kant är placerade på fyndplatsen. Markörer med svart kant är placerade vid sidan av fyndplatsen och har ett svart streck som visar fyndplatsens exakta position. Kartans mittpunktskoordinat är N 6626691, E 548182 i SWEREF 99 TM.</w:t>
       </w:r>
     </w:p>
     <w:p>
       <w:r>
-        <w:t>I avverkningsanmälan finns fynd av 1 naturvårdsarter, varav 1 är typisk (T) och 1 är signalart (S): tibast (S, T). Se Figur 1.</w:t>
+        <w:t>I och inom 17 meter från avverkningsanmälan finns fynd av 2 naturvårdsarter, varav 2 är typiska (T) och 1 är signalart (S): tibast (S, T) och brudborste (T). Se Figur 1.</w:t>
       </w:r>
     </w:p>
     <w:p>
@@ -119,6 +119,35 @@
         <w:t xml:space="preserve"> och värdväxt för de två fjärilsarterna större tibastmal och brun tibastmal (CR) (SLU Artdatabanken, 2024; Nitare &amp; Skogsstyrelsen, 2019).</w:t>
       </w:r>
     </w:p>
+    <w:p>
+      <w:r>
+        <w:rPr>
+          <w:b/>
+        </w:rPr>
+        <w:t>Brudborste</w:t>
+      </w:r>
+      <w:r>
+        <w:t xml:space="preserve"> är typisk art för </w:t>
+      </w:r>
+      <w:r>
+        <w:rPr>
+          <w:i/>
+        </w:rPr>
+        <w:t xml:space="preserve">9050 Näringsrik granskog, 9040 Fjällbjörkskog, 6530 Lövängar, 6430 Högörtängar </w:t>
+      </w:r>
+      <w:r>
+        <w:t xml:space="preserve">och </w:t>
+      </w:r>
+      <w:r>
+        <w:rPr>
+          <w:i/>
+        </w:rPr>
+        <w:t>6510 Slåtterängar i låglandet</w:t>
+      </w:r>
+      <w:r>
+        <w:t xml:space="preserve"> (SLU Artdatabanken, 2025).</w:t>
+      </w:r>
+    </w:p>
     <w:sectPr>
       <w:headerReference w:type="even" r:id="rId8"/>
       <w:headerReference w:type="default" r:id="rId9"/>
@@ -247,7 +276,7 @@
     <w:r>
       <w:tab/>
       <w:tab/>
-      <w:t>2026-09-10</w:t>
+      <w:t>2026-09-11</w:t>
       <w:br/>
       <w:br/>
     </w:r>

--- a/tillsyn/A 34303-2026 tillsynsbegäran.docx
+++ b/tillsyn/A 34303-2026 tillsynsbegäran.docx
@@ -276,7 +276,7 @@
     <w:r>
       <w:tab/>
       <w:tab/>
-      <w:t>2026-09-11</w:t>
+      <w:t>2026-09-12</w:t>
       <w:br/>
       <w:br/>
     </w:r>
